--- a/v1设计方案/02-行业分析.docx
+++ b/v1设计方案/02-行业分析.docx
@@ -408,6 +408,7 @@
         <w:pBdr>
           <w:bottom w:val="single" w:sz="6" w:space="4" w:color="BFD0E8"/>
         </w:pBdr>
+        <w:outlineLvl w:val="0"/>
       </w:pPr>
       <w:r>
         <w:rPr>
@@ -1008,6 +1009,7 @@
         <w:pBdr>
           <w:bottom w:val="single" w:sz="6" w:space="4" w:color="BFD0E8"/>
         </w:pBdr>
+        <w:outlineLvl w:val="0"/>
       </w:pPr>
       <w:r>
         <w:rPr>
@@ -1024,6 +1026,7 @@
       <w:pPr>
         <w:keepNext/>
         <w:spacing w:before="200" w:after="80"/>
+        <w:outlineLvl w:val="1"/>
       </w:pPr>
       <w:r>
         <w:rPr>
@@ -1072,6 +1075,7 @@
       <w:pPr>
         <w:keepNext/>
         <w:spacing w:before="200" w:after="80"/>
+        <w:outlineLvl w:val="1"/>
       </w:pPr>
       <w:r>
         <w:rPr>
@@ -1613,6 +1617,7 @@
       <w:pPr>
         <w:keepNext/>
         <w:spacing w:before="200" w:after="80"/>
+        <w:outlineLvl w:val="1"/>
       </w:pPr>
       <w:r>
         <w:rPr>
@@ -1648,6 +1653,7 @@
         <w:pBdr>
           <w:bottom w:val="single" w:sz="6" w:space="4" w:color="BFD0E8"/>
         </w:pBdr>
+        <w:outlineLvl w:val="0"/>
       </w:pPr>
       <w:r>
         <w:rPr>
@@ -1664,6 +1670,7 @@
       <w:pPr>
         <w:keepNext/>
         <w:spacing w:before="200" w:after="80"/>
+        <w:outlineLvl w:val="1"/>
       </w:pPr>
       <w:r>
         <w:rPr>
@@ -1712,6 +1719,7 @@
       <w:pPr>
         <w:keepNext/>
         <w:spacing w:before="200" w:after="80"/>
+        <w:outlineLvl w:val="1"/>
       </w:pPr>
       <w:r>
         <w:rPr>
@@ -2127,6 +2135,7 @@
         <w:pBdr>
           <w:bottom w:val="single" w:sz="6" w:space="4" w:color="BFD0E8"/>
         </w:pBdr>
+        <w:outlineLvl w:val="0"/>
       </w:pPr>
       <w:r>
         <w:rPr>
@@ -2143,6 +2152,7 @@
       <w:pPr>
         <w:keepNext/>
         <w:spacing w:before="200" w:after="80"/>
+        <w:outlineLvl w:val="1"/>
       </w:pPr>
       <w:r>
         <w:rPr>
@@ -2191,6 +2201,7 @@
       <w:pPr>
         <w:keepNext/>
         <w:spacing w:before="200" w:after="80"/>
+        <w:outlineLvl w:val="1"/>
       </w:pPr>
       <w:r>
         <w:rPr>
@@ -2939,6 +2950,7 @@
       <w:pPr>
         <w:keepNext/>
         <w:spacing w:before="200" w:after="80"/>
+        <w:outlineLvl w:val="1"/>
       </w:pPr>
       <w:r>
         <w:rPr>
@@ -3609,6 +3621,7 @@
         <w:pBdr>
           <w:bottom w:val="single" w:sz="6" w:space="4" w:color="BFD0E8"/>
         </w:pBdr>
+        <w:outlineLvl w:val="0"/>
       </w:pPr>
       <w:r>
         <w:rPr>
@@ -3625,6 +3638,7 @@
       <w:pPr>
         <w:keepNext/>
         <w:spacing w:before="200" w:after="80"/>
+        <w:outlineLvl w:val="1"/>
       </w:pPr>
       <w:r>
         <w:rPr>
@@ -3673,6 +3687,7 @@
       <w:pPr>
         <w:keepNext/>
         <w:spacing w:before="200" w:after="80"/>
+        <w:outlineLvl w:val="1"/>
       </w:pPr>
       <w:r>
         <w:rPr>
@@ -4155,6 +4170,7 @@
       <w:pPr>
         <w:keepNext/>
         <w:spacing w:before="200" w:after="80"/>
+        <w:outlineLvl w:val="1"/>
       </w:pPr>
       <w:r>
         <w:rPr>
@@ -4255,6 +4271,7 @@
         <w:pBdr>
           <w:bottom w:val="single" w:sz="6" w:space="4" w:color="BFD0E8"/>
         </w:pBdr>
+        <w:outlineLvl w:val="0"/>
       </w:pPr>
       <w:r>
         <w:rPr>
@@ -4856,6 +4873,7 @@
         <w:pBdr>
           <w:bottom w:val="single" w:sz="6" w:space="4" w:color="BFD0E8"/>
         </w:pBdr>
+        <w:outlineLvl w:val="0"/>
       </w:pPr>
       <w:r>
         <w:rPr>
@@ -5623,6 +5641,7 @@
         <w:pBdr>
           <w:bottom w:val="single" w:sz="6" w:space="4" w:color="BFD0E8"/>
         </w:pBdr>
+        <w:outlineLvl w:val="0"/>
       </w:pPr>
       <w:r>
         <w:rPr>
@@ -5639,6 +5658,7 @@
       <w:pPr>
         <w:keepNext/>
         <w:spacing w:before="200" w:after="80"/>
+        <w:outlineLvl w:val="1"/>
       </w:pPr>
       <w:r>
         <w:rPr>
@@ -6204,6 +6224,7 @@
       <w:pPr>
         <w:keepNext/>
         <w:spacing w:before="200" w:after="80"/>
+        <w:outlineLvl w:val="1"/>
       </w:pPr>
       <w:r>
         <w:rPr>
@@ -6320,6 +6341,7 @@
       <w:pPr>
         <w:keepNext/>
         <w:spacing w:before="200" w:after="80"/>
+        <w:outlineLvl w:val="1"/>
       </w:pPr>
       <w:r>
         <w:rPr>
@@ -6904,6 +6926,7 @@
         <w:pBdr>
           <w:bottom w:val="single" w:sz="6" w:space="4" w:color="BFD0E8"/>
         </w:pBdr>
+        <w:outlineLvl w:val="0"/>
       </w:pPr>
       <w:r>
         <w:rPr>
@@ -7020,6 +7043,7 @@
         <w:pBdr>
           <w:bottom w:val="single" w:sz="6" w:space="4" w:color="BFD0E8"/>
         </w:pBdr>
+        <w:outlineLvl w:val="0"/>
       </w:pPr>
       <w:r>
         <w:rPr>
@@ -7262,6 +7286,7 @@
         <w:pBdr>
           <w:bottom w:val="single" w:sz="6" w:space="4" w:color="BFD0E8"/>
         </w:pBdr>
+        <w:outlineLvl w:val="0"/>
       </w:pPr>
       <w:r>
         <w:rPr>
